--- a/results/descriptive/table_10_movement_descriptives.docx
+++ b/results/descriptive/table_10_movement_descriptives.docx
@@ -28,7 +28,7 @@
         <w:rPr/>
         <w:t xml:space="preserve">Table </w:t>
       </w:r>
-      <w:bookmarkStart w:id="f3a47319-6478-420a-9fd0-2dbf8b2cc622" w:name="table"/>
+      <w:bookmarkStart w:id="4fc48173-2515-4dc6-b020-6199ae1b2a50" w:name="table"/>
       <w:r>
         <w:rPr/>
         <w:fldChar w:fldCharType="begin" w:dirty="true"/>
@@ -41,7 +41,7 @@
         <w:rPr/>
         <w:fldChar w:fldCharType="end" w:dirty="true"/>
       </w:r>
-      <w:bookmarkEnd w:id="f3a47319-6478-420a-9fd0-2dbf8b2cc622"/>
+      <w:bookmarkEnd w:id="4fc48173-2515-4dc6-b020-6199ae1b2a50"/>
       <w:r>
         <w:rPr/>
         <w:t xml:space="preserve">. </w:t>

--- a/results/descriptive/table_10_movement_descriptives.docx
+++ b/results/descriptive/table_10_movement_descriptives.docx
@@ -28,7 +28,7 @@
         <w:rPr/>
         <w:t xml:space="preserve">Table </w:t>
       </w:r>
-      <w:bookmarkStart w:id="4fc48173-2515-4dc6-b020-6199ae1b2a50" w:name="table"/>
+      <w:bookmarkStart w:id="d28338f3-bbe7-4d49-bc78-378e907bcd32" w:name="table"/>
       <w:r>
         <w:rPr/>
         <w:fldChar w:fldCharType="begin" w:dirty="true"/>
@@ -41,7 +41,7 @@
         <w:rPr/>
         <w:fldChar w:fldCharType="end" w:dirty="true"/>
       </w:r>
-      <w:bookmarkEnd w:id="4fc48173-2515-4dc6-b020-6199ae1b2a50"/>
+      <w:bookmarkEnd w:id="d28338f3-bbe7-4d49-bc78-378e907bcd32"/>
       <w:r>
         <w:rPr/>
         <w:t xml:space="preserve">. </w:t>

--- a/results/descriptive/table_10_movement_descriptives.docx
+++ b/results/descriptive/table_10_movement_descriptives.docx
@@ -28,7 +28,7 @@
         <w:rPr/>
         <w:t xml:space="preserve">Table </w:t>
       </w:r>
-      <w:bookmarkStart w:id="d28338f3-bbe7-4d49-bc78-378e907bcd32" w:name="table"/>
+      <w:bookmarkStart w:id="17f698ee-df25-4290-966d-1fbb86f67cf9" w:name="table"/>
       <w:r>
         <w:rPr/>
         <w:fldChar w:fldCharType="begin" w:dirty="true"/>
@@ -41,7 +41,7 @@
         <w:rPr/>
         <w:fldChar w:fldCharType="end" w:dirty="true"/>
       </w:r>
-      <w:bookmarkEnd w:id="d28338f3-bbe7-4d49-bc78-378e907bcd32"/>
+      <w:bookmarkEnd w:id="17f698ee-df25-4290-966d-1fbb86f67cf9"/>
       <w:r>
         <w:rPr/>
         <w:t xml:space="preserve">. </w:t>
